--- a/研究進捗報告/2026/925/研究進捗報告_柴崎陸_9月25日.docx
+++ b/研究進捗報告/2026/925/研究進捗報告_柴崎陸_9月25日.docx
@@ -220,14 +220,20 @@
         <w:snapToGrid w:val="0"/>
         <w:jc w:val="left"/>
         <w:rPr>
-          <w:rFonts w:ascii="メイリオ" w:eastAsia="メイリオ" w:hAnsi="メイリオ"/>
-        </w:rPr>
-      </w:pPr>
-      <w:r>
-        <w:rPr>
-          <w:rFonts w:ascii="メイリオ" w:eastAsia="メイリオ" w:hAnsi="メイリオ" w:hint="eastAsia"/>
-        </w:rPr>
-        <w:t>・</w:t>
+          <w:rFonts w:ascii="メイリオ" w:eastAsia="メイリオ" w:hAnsi="メイリオ" w:hint="eastAsia"/>
+        </w:rPr>
+      </w:pPr>
+      <w:r>
+        <w:rPr>
+          <w:rFonts w:ascii="メイリオ" w:eastAsia="メイリオ" w:hAnsi="メイリオ" w:hint="eastAsia"/>
+        </w:rPr>
+        <w:t>・学習データのスペクトル内のピーク中の</w:t>
+      </w:r>
+      <w:r>
+        <w:rPr>
+          <w:rFonts w:ascii="メイリオ" w:eastAsia="メイリオ" w:hAnsi="メイリオ"/>
+        </w:rPr>
+        <w:t>2.1–2.5 kHz選別が、モデルの入力と熱流束出力の対応関係をどのように変化させたのかを整理する</w:t>
       </w:r>
     </w:p>
     <w:p>
@@ -236,40 +242,25 @@
         <w:jc w:val="left"/>
         <w:rPr>
           <w:rFonts w:ascii="メイリオ" w:eastAsia="メイリオ" w:hAnsi="メイリオ"/>
-          <w:b/>
-          <w:bCs/>
-        </w:rPr>
-      </w:pPr>
-      <w:r>
-        <w:rPr>
-          <w:rFonts w:ascii="メイリオ" w:eastAsia="メイリオ" w:hAnsi="メイリオ" w:hint="eastAsia"/>
-          <w:b/>
-        </w:rPr>
-        <w:t>【O】</w:t>
-      </w:r>
-      <w:r>
-        <w:rPr>
-          <w:rFonts w:ascii="メイリオ" w:eastAsia="メイリオ" w:hAnsi="メイリオ" w:hint="eastAsia"/>
-        </w:rPr>
-        <w:t>O</w:t>
-      </w:r>
-      <w:r>
-        <w:rPr>
-          <w:rFonts w:ascii="メイリオ" w:eastAsia="メイリオ" w:hAnsi="メイリオ" w:hint="eastAsia"/>
-        </w:rPr>
-        <w:t>bjective</w:t>
-      </w:r>
-      <w:r>
-        <w:rPr>
-          <w:rFonts w:ascii="メイリオ" w:eastAsia="メイリオ" w:hAnsi="メイリオ"/>
-        </w:rPr>
-        <w:t xml:space="preserve">: </w:t>
-      </w:r>
-      <w:r>
-        <w:rPr>
-          <w:rFonts w:ascii="メイリオ" w:eastAsia="メイリオ" w:hAnsi="メイリオ" w:hint="eastAsia"/>
-        </w:rPr>
-        <w:t>上記のSに係る客観的な情報．枠に収まり切らない場合は別添にて．</w:t>
+        </w:rPr>
+      </w:pPr>
+      <w:r>
+        <w:rPr>
+          <w:rFonts w:ascii="メイリオ" w:eastAsia="メイリオ" w:hAnsi="メイリオ" w:hint="eastAsia"/>
+        </w:rPr>
+        <w:t>→結果，</w:t>
+      </w:r>
+      <w:r>
+        <w:rPr>
+          <w:rFonts w:ascii="メイリオ" w:eastAsia="メイリオ" w:hAnsi="メイリオ"/>
+        </w:rPr>
+        <w:t>ONB前の予測が改善した一方、ONB近傍以降の予測が悪化しており、</w:t>
+      </w:r>
+      <w:r>
+        <w:rPr>
+          <w:rFonts w:ascii="メイリオ" w:eastAsia="メイリオ" w:hAnsi="メイリオ" w:hint="eastAsia"/>
+        </w:rPr>
+        <w:t>別の閾値で検証をする必要がある．</w:t>
       </w:r>
     </w:p>
     <w:p>
@@ -277,24 +268,9 @@
         <w:snapToGrid w:val="0"/>
         <w:jc w:val="left"/>
         <w:rPr>
-          <w:rFonts w:ascii="メイリオ" w:eastAsia="メイリオ" w:hAnsi="メイリオ"/>
-          <w:bCs/>
-        </w:rPr>
-      </w:pPr>
-      <w:r>
-        <w:rPr>
-          <w:rFonts w:ascii="メイリオ" w:eastAsia="メイリオ" w:hAnsi="メイリオ" w:hint="eastAsia"/>
-          <w:b/>
-        </w:rPr>
-        <w:t>・</w:t>
-      </w:r>
-      <w:r>
-        <w:rPr>
-          <w:rFonts w:ascii="メイリオ" w:eastAsia="メイリオ" w:hAnsi="メイリオ" w:hint="eastAsia"/>
-          <w:b/>
-        </w:rPr>
-        <w:t>上記項目以外取り組めなかったため無し</w:t>
-      </w:r>
+          <w:rFonts w:ascii="メイリオ" w:eastAsia="メイリオ" w:hAnsi="メイリオ" w:hint="eastAsia"/>
+        </w:rPr>
+      </w:pPr>
     </w:p>
     <w:p>
       <w:pPr>
@@ -302,69 +278,31 @@
         <w:jc w:val="left"/>
         <w:rPr>
           <w:rFonts w:ascii="メイリオ" w:eastAsia="メイリオ" w:hAnsi="メイリオ"/>
-          <w:b/>
-        </w:rPr>
-      </w:pPr>
-      <w:r>
-        <w:rPr>
-          <w:rFonts w:ascii="メイリオ" w:eastAsia="メイリオ" w:hAnsi="メイリオ" w:hint="eastAsia"/>
-          <w:b/>
-        </w:rPr>
-        <w:t>【A】</w:t>
-      </w:r>
-      <w:r>
-        <w:rPr>
-          <w:rFonts w:ascii="メイリオ" w:eastAsia="メイリオ" w:hAnsi="メイリオ" w:hint="eastAsia"/>
-        </w:rPr>
-        <w:t>Asses</w:t>
-      </w:r>
-      <w:r>
-        <w:rPr>
-          <w:rFonts w:ascii="メイリオ" w:eastAsia="メイリオ" w:hAnsi="メイリオ"/>
-        </w:rPr>
-        <w:t>s</w:t>
-      </w:r>
-      <w:r>
-        <w:rPr>
-          <w:rFonts w:ascii="メイリオ" w:eastAsia="メイリオ" w:hAnsi="メイリオ" w:hint="eastAsia"/>
-        </w:rPr>
-        <w:t>ment</w:t>
-      </w:r>
-      <w:r>
-        <w:rPr>
-          <w:rFonts w:ascii="メイリオ" w:eastAsia="メイリオ" w:hAnsi="メイリオ"/>
-        </w:rPr>
-        <w:t xml:space="preserve">: </w:t>
-      </w:r>
-      <w:r>
-        <w:rPr>
-          <w:rFonts w:ascii="メイリオ" w:eastAsia="メイリオ" w:hAnsi="メイリオ" w:hint="eastAsia"/>
-        </w:rPr>
-        <w:t>OとSの内容に基づき，分析や解釈を行った評価．</w:t>
-      </w:r>
-      <w:r>
-        <w:rPr>
-          <w:rFonts w:ascii="メイリオ" w:eastAsia="メイリオ" w:hAnsi="メイリオ" w:hint="eastAsia"/>
-        </w:rPr>
-        <w:t>行った評価</w:t>
-      </w:r>
-      <w:r>
-        <w:rPr>
-          <w:rFonts w:ascii="メイリオ" w:eastAsia="メイリオ" w:hAnsi="メイリオ" w:hint="eastAsia"/>
-        </w:rPr>
-        <w:t>に基づいた</w:t>
-      </w:r>
-      <w:r>
-        <w:rPr>
-          <w:rFonts w:ascii="メイリオ" w:eastAsia="メイリオ" w:hAnsi="メイリオ" w:hint="eastAsia"/>
-        </w:rPr>
-        <w:t>課題の整理</w:t>
-      </w:r>
-      <w:r>
-        <w:rPr>
-          <w:rFonts w:ascii="メイリオ" w:eastAsia="メイリオ" w:hAnsi="メイリオ" w:hint="eastAsia"/>
-        </w:rPr>
-        <w:t>．</w:t>
+        </w:rPr>
+      </w:pPr>
+      <w:r>
+        <w:rPr>
+          <w:rFonts w:ascii="メイリオ" w:eastAsia="メイリオ" w:hAnsi="メイリオ" w:hint="eastAsia"/>
+        </w:rPr>
+        <w:t>・</w:t>
+      </w:r>
+      <w:r>
+        <w:rPr>
+          <w:rFonts w:ascii="メイリオ" w:eastAsia="メイリオ" w:hAnsi="メイリオ"/>
+        </w:rPr>
+        <w:t>各説明性手法について、</w:t>
+      </w:r>
+      <w:r>
+        <w:rPr>
+          <w:rFonts w:ascii="メイリオ" w:eastAsia="メイリオ" w:hAnsi="メイリオ" w:hint="eastAsia"/>
+        </w:rPr>
+        <w:t>選択した理由と</w:t>
+      </w:r>
+      <w:r>
+        <w:rPr>
+          <w:rFonts w:ascii="メイリオ" w:eastAsia="メイリオ" w:hAnsi="メイリオ"/>
+        </w:rPr>
+        <w:t>他の手法と比べてどのような利点があるのかを明確にする</w:t>
       </w:r>
     </w:p>
     <w:p>
@@ -372,100 +310,685 @@
         <w:snapToGrid w:val="0"/>
         <w:jc w:val="left"/>
         <w:rPr>
-          <w:rFonts w:ascii="メイリオ" w:eastAsia="メイリオ" w:hAnsi="メイリオ"/>
-          <w:b/>
-        </w:rPr>
-      </w:pPr>
-      <w:r>
-        <w:rPr>
-          <w:rFonts w:ascii="メイリオ" w:eastAsia="メイリオ" w:hAnsi="メイリオ" w:hint="eastAsia"/>
-          <w:b/>
-        </w:rPr>
-        <w:t>・</w:t>
-      </w:r>
-      <w:r>
-        <w:rPr>
-          <w:rFonts w:ascii="メイリオ" w:eastAsia="メイリオ" w:hAnsi="メイリオ" w:hint="eastAsia"/>
-          <w:b/>
-        </w:rPr>
-        <w:t>上記項目以外取り組めなかったため無し</w:t>
-      </w:r>
+          <w:rFonts w:ascii="メイリオ" w:eastAsia="メイリオ" w:hAnsi="メイリオ" w:hint="eastAsia"/>
+        </w:rPr>
+      </w:pPr>
     </w:p>
     <w:p>
       <w:pPr>
         <w:snapToGrid w:val="0"/>
         <w:jc w:val="left"/>
         <w:rPr>
-          <w:rFonts w:ascii="メイリオ" w:eastAsia="メイリオ" w:hAnsi="メイリオ"/>
-        </w:rPr>
-      </w:pPr>
-      <w:r>
-        <w:rPr>
-          <w:rFonts w:ascii="メイリオ" w:eastAsia="メイリオ" w:hAnsi="メイリオ" w:hint="eastAsia"/>
-          <w:b/>
-        </w:rPr>
-        <w:t>【P】</w:t>
-      </w:r>
-      <w:r>
-        <w:rPr>
-          <w:rFonts w:ascii="メイリオ" w:eastAsia="メイリオ" w:hAnsi="メイリオ" w:hint="eastAsia"/>
-        </w:rPr>
-        <w:t>P</w:t>
-      </w:r>
-      <w:r>
-        <w:rPr>
-          <w:rFonts w:ascii="メイリオ" w:eastAsia="メイリオ" w:hAnsi="メイリオ"/>
-        </w:rPr>
-        <w:t>lan</w:t>
-      </w:r>
-      <w:r>
-        <w:rPr>
-          <w:rFonts w:ascii="メイリオ" w:eastAsia="メイリオ" w:hAnsi="メイリオ"/>
-        </w:rPr>
-        <w:t>:</w:t>
-      </w:r>
-      <w:r>
-        <w:rPr>
-          <w:rFonts w:ascii="メイリオ" w:eastAsia="メイリオ" w:hAnsi="メイリオ" w:hint="eastAsia"/>
-        </w:rPr>
-        <w:t xml:space="preserve"> </w:t>
-      </w:r>
-      <w:r>
-        <w:rPr>
-          <w:rFonts w:ascii="メイリオ" w:eastAsia="メイリオ" w:hAnsi="メイリオ" w:hint="eastAsia"/>
-        </w:rPr>
-        <w:t>整理した課題に対する短期目標．</w:t>
-      </w:r>
-      <w:r>
-        <w:rPr>
-          <w:rFonts w:ascii="メイリオ" w:eastAsia="メイリオ" w:hAnsi="メイリオ" w:hint="eastAsia"/>
-        </w:rPr>
-        <w:t>研究実施に係る中期目標（例えば，中間発表までの計画など）．</w:t>
+          <w:rFonts w:ascii="メイリオ" w:eastAsia="メイリオ" w:hAnsi="メイリオ" w:hint="eastAsia"/>
+        </w:rPr>
+      </w:pPr>
+      <w:r>
+        <w:rPr>
+          <w:rFonts w:ascii="メイリオ" w:eastAsia="メイリオ" w:hAnsi="メイリオ" w:hint="eastAsia"/>
+        </w:rPr>
+        <w:t>・</w:t>
+      </w:r>
+      <w:r>
+        <w:rPr>
+          <w:rFonts w:ascii="メイリオ" w:eastAsia="メイリオ" w:hAnsi="メイリオ"/>
+        </w:rPr>
+        <w:t>アンサンブル手法については</w:t>
+      </w:r>
+      <w:r>
+        <w:rPr>
+          <w:rFonts w:ascii="メイリオ" w:eastAsia="メイリオ" w:hAnsi="メイリオ" w:hint="eastAsia"/>
+        </w:rPr>
+        <w:t>まだ全体で実行ができていないため準備出来次第実施する</w:t>
       </w:r>
     </w:p>
     <w:p>
       <w:pPr>
+        <w:pStyle w:val="a3"/>
+        <w:numPr>
+          <w:ilvl w:val="0"/>
+          <w:numId w:val="13"/>
+        </w:numPr>
+        <w:snapToGrid w:val="0"/>
+        <w:ind w:leftChars="0"/>
+        <w:jc w:val="left"/>
+        <w:rPr>
+          <w:rFonts w:ascii="メイリオ" w:eastAsia="メイリオ" w:hAnsi="メイリオ"/>
+          <w:b/>
+          <w:bCs/>
+        </w:rPr>
+      </w:pPr>
+      <w:r>
+        <w:rPr>
+          <w:rFonts w:ascii="メイリオ" w:eastAsia="メイリオ" w:hAnsi="メイリオ" w:hint="eastAsia"/>
+        </w:rPr>
+        <w:t>O</w:t>
+      </w:r>
+      <w:r>
+        <w:rPr>
+          <w:rFonts w:ascii="メイリオ" w:eastAsia="メイリオ" w:hAnsi="メイリオ" w:hint="eastAsia"/>
+        </w:rPr>
+        <w:t>bjective</w:t>
+      </w:r>
+      <w:r>
+        <w:rPr>
+          <w:rFonts w:ascii="メイリオ" w:eastAsia="メイリオ" w:hAnsi="メイリオ"/>
+        </w:rPr>
+        <w:t xml:space="preserve">: </w:t>
+      </w:r>
+      <w:r>
+        <w:rPr>
+          <w:rFonts w:ascii="メイリオ" w:eastAsia="メイリオ" w:hAnsi="メイリオ" w:hint="eastAsia"/>
+        </w:rPr>
+        <w:t>上記のSに係る客観的な情報．枠に収まり切らない場合は別添にて．</w:t>
+      </w:r>
+    </w:p>
+    <w:p>
+      <w:pPr>
+        <w:tabs>
+          <w:tab w:val="num" w:pos="720"/>
+        </w:tabs>
         <w:snapToGrid w:val="0"/>
         <w:jc w:val="left"/>
         <w:rPr>
           <w:rFonts w:ascii="メイリオ" w:eastAsia="メイリオ" w:hAnsi="メイリオ"/>
-        </w:rPr>
-      </w:pPr>
-      <w:r>
-        <w:rPr>
-          <w:rFonts w:ascii="メイリオ" w:eastAsia="メイリオ" w:hAnsi="メイリオ" w:hint="eastAsia"/>
-        </w:rPr>
-        <w:t>・</w:t>
+          <w:bCs/>
+        </w:rPr>
+      </w:pPr>
+      <w:r>
+        <w:rPr>
+          <w:rFonts w:ascii="メイリオ" w:eastAsia="メイリオ" w:hAnsi="メイリオ" w:hint="eastAsia"/>
+          <w:bCs/>
+        </w:rPr>
+        <w:t>・スペクトル</w:t>
+      </w:r>
+      <w:r>
+        <w:rPr>
+          <w:rFonts w:ascii="メイリオ" w:eastAsia="メイリオ" w:hAnsi="メイリオ"/>
+          <w:bCs/>
+        </w:rPr>
+        <w:t>ピーク選別について</w:t>
       </w:r>
     </w:p>
     <w:p>
       <w:pPr>
+        <w:tabs>
+          <w:tab w:val="num" w:pos="720"/>
+        </w:tabs>
         <w:snapToGrid w:val="0"/>
         <w:jc w:val="left"/>
         <w:rPr>
           <w:rFonts w:ascii="メイリオ" w:eastAsia="メイリオ" w:hAnsi="メイリオ"/>
-        </w:rPr>
-      </w:pPr>
+          <w:bCs/>
+        </w:rPr>
+      </w:pPr>
+      <w:r>
+        <w:rPr>
+          <w:rFonts w:ascii="メイリオ" w:eastAsia="メイリオ" w:hAnsi="メイリオ" w:hint="eastAsia"/>
+          <w:bCs/>
+        </w:rPr>
+        <w:t>→今回設定した閾値による</w:t>
+      </w:r>
+      <w:r>
+        <w:rPr>
+          <w:rFonts w:ascii="メイリオ" w:eastAsia="メイリオ" w:hAnsi="メイリオ"/>
+          <w:bCs/>
+        </w:rPr>
+        <w:t>選別</w:t>
+      </w:r>
+      <w:r>
+        <w:rPr>
+          <w:rFonts w:ascii="メイリオ" w:eastAsia="メイリオ" w:hAnsi="メイリオ" w:hint="eastAsia"/>
+          <w:bCs/>
+        </w:rPr>
+        <w:t>でONB以降の</w:t>
+      </w:r>
+      <w:r>
+        <w:rPr>
+          <w:rFonts w:ascii="メイリオ" w:eastAsia="メイリオ" w:hAnsi="メイリオ"/>
+          <w:bCs/>
+        </w:rPr>
+        <w:t>94</w:t>
+      </w:r>
+      <w:r>
+        <w:rPr>
+          <w:rFonts w:ascii="メイリオ" w:eastAsia="メイリオ" w:hAnsi="メイリオ" w:hint="eastAsia"/>
+          <w:bCs/>
+        </w:rPr>
+        <w:t>個（秒）のデータ</w:t>
+      </w:r>
+      <w:r>
+        <w:rPr>
+          <w:rFonts w:ascii="メイリオ" w:eastAsia="メイリオ" w:hAnsi="メイリオ"/>
+          <w:bCs/>
+        </w:rPr>
+        <w:t>が学習データから除外</w:t>
+      </w:r>
+    </w:p>
+    <w:p>
+      <w:pPr>
+        <w:snapToGrid w:val="0"/>
+        <w:jc w:val="left"/>
+        <w:rPr>
+          <w:rFonts w:ascii="メイリオ" w:eastAsia="メイリオ" w:hAnsi="メイリオ"/>
+          <w:bCs/>
+        </w:rPr>
+      </w:pPr>
+      <w:r>
+        <w:rPr>
+          <w:rFonts w:ascii="メイリオ" w:eastAsia="メイリオ" w:hAnsi="メイリオ" w:hint="eastAsia"/>
+          <w:bCs/>
+        </w:rPr>
+        <w:t>→</w:t>
+      </w:r>
+      <w:r>
+        <w:rPr>
+          <w:rFonts w:ascii="メイリオ" w:eastAsia="メイリオ" w:hAnsi="メイリオ"/>
+          <w:bCs/>
+        </w:rPr>
+        <w:t>選別前の学習データには、2.1–2.5 kHzのピークが弱くても高い熱流束となる入力が含まれており、モデルは「ピークが弱い場合でも高熱流束になる」</w:t>
+      </w:r>
+      <w:r>
+        <w:rPr>
+          <w:rFonts w:ascii="メイリオ" w:eastAsia="メイリオ" w:hAnsi="メイリオ" w:hint="eastAsia"/>
+          <w:bCs/>
+        </w:rPr>
+        <w:t>パターンを</w:t>
+      </w:r>
+      <w:r>
+        <w:rPr>
+          <w:rFonts w:ascii="メイリオ" w:eastAsia="メイリオ" w:hAnsi="メイリオ"/>
+          <w:bCs/>
+        </w:rPr>
+        <w:t>学習できていた</w:t>
+      </w:r>
+    </w:p>
+    <w:p>
+      <w:pPr>
+        <w:snapToGrid w:val="0"/>
+        <w:jc w:val="left"/>
+        <w:rPr>
+          <w:rFonts w:ascii="メイリオ" w:eastAsia="メイリオ" w:hAnsi="メイリオ" w:hint="eastAsia"/>
+          <w:bCs/>
+        </w:rPr>
+      </w:pPr>
+      <w:r>
+        <w:rPr>
+          <w:rFonts w:ascii="メイリオ" w:eastAsia="メイリオ" w:hAnsi="メイリオ" w:hint="eastAsia"/>
+          <w:bCs/>
+        </w:rPr>
+        <w:t>→</w:t>
+      </w:r>
+      <w:r>
+        <w:rPr>
+          <w:rFonts w:ascii="メイリオ" w:eastAsia="メイリオ" w:hAnsi="メイリオ" w:hint="eastAsia"/>
+          <w:bCs/>
+        </w:rPr>
+        <w:t>が，</w:t>
+      </w:r>
+      <w:r>
+        <w:rPr>
+          <w:rFonts w:ascii="メイリオ" w:eastAsia="メイリオ" w:hAnsi="メイリオ"/>
+          <w:bCs/>
+        </w:rPr>
+        <w:t>ピーク選別によって、このような弱音・高熱流束の学習例が除外されたため、モデルの予測が</w:t>
+      </w:r>
+      <w:r>
+        <w:rPr>
+          <w:rFonts w:ascii="メイリオ" w:eastAsia="メイリオ" w:hAnsi="メイリオ" w:hint="eastAsia"/>
+          <w:bCs/>
+        </w:rPr>
+        <w:t>全帯域で</w:t>
+      </w:r>
+      <w:r>
+        <w:rPr>
+          <w:rFonts w:ascii="メイリオ" w:eastAsia="メイリオ" w:hAnsi="メイリオ"/>
+          <w:bCs/>
+        </w:rPr>
+        <w:t>低値側へ移った</w:t>
+      </w:r>
+      <w:r>
+        <w:rPr>
+          <w:rFonts w:ascii="メイリオ" w:eastAsia="メイリオ" w:hAnsi="メイリオ" w:hint="eastAsia"/>
+          <w:bCs/>
+        </w:rPr>
+        <w:t>可能性</w:t>
+      </w:r>
+    </w:p>
+    <w:p>
+      <w:pPr>
+        <w:snapToGrid w:val="0"/>
+        <w:jc w:val="left"/>
+        <w:rPr>
+          <w:rFonts w:ascii="メイリオ" w:eastAsia="メイリオ" w:hAnsi="メイリオ"/>
+          <w:bCs/>
+        </w:rPr>
+      </w:pPr>
+      <w:r>
+        <w:rPr>
+          <w:rFonts w:ascii="メイリオ" w:eastAsia="メイリオ" w:hAnsi="メイリオ" w:hint="eastAsia"/>
+          <w:bCs/>
+        </w:rPr>
+        <w:t>→</w:t>
+      </w:r>
+      <w:r>
+        <w:rPr>
+          <w:rFonts w:ascii="メイリオ" w:eastAsia="メイリオ" w:hAnsi="メイリオ"/>
+          <w:bCs/>
+        </w:rPr>
+        <w:t>選別後、</w:t>
+      </w:r>
+      <w:r>
+        <w:rPr>
+          <w:rFonts w:ascii="メイリオ" w:eastAsia="メイリオ" w:hAnsi="メイリオ"/>
+          <w:b/>
+        </w:rPr>
+        <w:t>ONB前</w:t>
+      </w:r>
+      <w:r>
+        <w:rPr>
+          <w:rFonts w:ascii="メイリオ" w:eastAsia="メイリオ" w:hAnsi="メイリオ"/>
+          <w:bCs/>
+        </w:rPr>
+        <w:t>の過大予測が小さくなった一方、</w:t>
+      </w:r>
+      <w:r>
+        <w:rPr>
+          <w:rFonts w:ascii="メイリオ" w:eastAsia="メイリオ" w:hAnsi="メイリオ"/>
+          <w:b/>
+        </w:rPr>
+        <w:t>ONB近傍</w:t>
+      </w:r>
+      <w:r>
+        <w:rPr>
+          <w:rFonts w:ascii="メイリオ" w:eastAsia="メイリオ" w:hAnsi="メイリオ" w:hint="eastAsia"/>
+          <w:bCs/>
+        </w:rPr>
+        <w:t>と</w:t>
+      </w:r>
+      <w:r>
+        <w:rPr>
+          <w:rFonts w:ascii="メイリオ" w:eastAsia="メイリオ" w:hAnsi="メイリオ"/>
+          <w:b/>
+        </w:rPr>
+        <w:t>ONB</w:t>
+      </w:r>
+      <w:r>
+        <w:rPr>
+          <w:rFonts w:ascii="メイリオ" w:eastAsia="メイリオ" w:hAnsi="メイリオ" w:hint="eastAsia"/>
+          <w:b/>
+        </w:rPr>
+        <w:t>以降</w:t>
+      </w:r>
+      <w:r>
+        <w:rPr>
+          <w:rFonts w:ascii="メイリオ" w:eastAsia="メイリオ" w:hAnsi="メイリオ" w:hint="eastAsia"/>
+          <w:bCs/>
+        </w:rPr>
+        <w:t>の</w:t>
+      </w:r>
+      <w:r>
+        <w:rPr>
+          <w:rFonts w:ascii="メイリオ" w:eastAsia="メイリオ" w:hAnsi="メイリオ"/>
+          <w:bCs/>
+        </w:rPr>
+        <w:t>RMSE</w:t>
+      </w:r>
+      <w:r>
+        <w:rPr>
+          <w:rFonts w:ascii="メイリオ" w:eastAsia="メイリオ" w:hAnsi="メイリオ" w:hint="eastAsia"/>
+          <w:bCs/>
+        </w:rPr>
+        <w:t>誤差</w:t>
+      </w:r>
+      <w:r>
+        <w:rPr>
+          <w:rFonts w:ascii="メイリオ" w:eastAsia="メイリオ" w:hAnsi="メイリオ"/>
+          <w:bCs/>
+        </w:rPr>
+        <w:t>は</w:t>
+      </w:r>
+      <w:r>
+        <w:rPr>
+          <w:rFonts w:ascii="メイリオ" w:eastAsia="メイリオ" w:hAnsi="メイリオ" w:hint="eastAsia"/>
+          <w:bCs/>
+        </w:rPr>
+        <w:t>約50</w:t>
+      </w:r>
+      <w:r>
+        <w:rPr>
+          <w:rFonts w:ascii="メイリオ" w:eastAsia="メイリオ" w:hAnsi="メイリオ"/>
+          <w:bCs/>
+        </w:rPr>
+        <w:t xml:space="preserve"> kW/m²悪化した</w:t>
+      </w:r>
+    </w:p>
+    <w:p>
+      <w:pPr>
+        <w:snapToGrid w:val="0"/>
+        <w:jc w:val="left"/>
+        <w:rPr>
+          <w:rFonts w:ascii="メイリオ" w:eastAsia="メイリオ" w:hAnsi="メイリオ" w:hint="eastAsia"/>
+          <w:bCs/>
+        </w:rPr>
+      </w:pPr>
+    </w:p>
+    <w:p>
+      <w:pPr>
+        <w:snapToGrid w:val="0"/>
+        <w:jc w:val="left"/>
+        <w:rPr>
+          <w:rFonts w:ascii="メイリオ" w:eastAsia="メイリオ" w:hAnsi="メイリオ" w:hint="eastAsia"/>
+          <w:bCs/>
+        </w:rPr>
+      </w:pPr>
+      <w:r>
+        <w:rPr>
+          <w:rFonts w:ascii="メイリオ" w:eastAsia="メイリオ" w:hAnsi="メイリオ" w:hint="eastAsia"/>
+          <w:bCs/>
+        </w:rPr>
+        <w:t>・</w:t>
+      </w:r>
+      <w:r>
+        <w:rPr>
+          <w:rFonts w:ascii="メイリオ" w:eastAsia="メイリオ" w:hAnsi="メイリオ"/>
+          <w:bCs/>
+        </w:rPr>
+        <w:t>TreeSHAP、IG、Grad-CAM、周波数帯マスクについて、他の候補手法に対する利点</w:t>
+      </w:r>
+      <w:r>
+        <w:rPr>
+          <w:rFonts w:ascii="メイリオ" w:eastAsia="メイリオ" w:hAnsi="メイリオ" w:hint="eastAsia"/>
+          <w:bCs/>
+        </w:rPr>
+        <w:t>など</w:t>
+      </w:r>
+      <w:r>
+        <w:rPr>
+          <w:rFonts w:ascii="メイリオ" w:eastAsia="メイリオ" w:hAnsi="メイリオ"/>
+          <w:bCs/>
+        </w:rPr>
+        <w:t>を整理</w:t>
+      </w:r>
+    </w:p>
+    <w:p>
+      <w:pPr>
+        <w:snapToGrid w:val="0"/>
+        <w:jc w:val="left"/>
+        <w:rPr>
+          <w:rFonts w:ascii="メイリオ" w:eastAsia="メイリオ" w:hAnsi="メイリオ" w:hint="eastAsia"/>
+          <w:bCs/>
+        </w:rPr>
+      </w:pPr>
+      <w:r>
+        <w:rPr>
+          <w:rFonts w:ascii="メイリオ" w:eastAsia="メイリオ" w:hAnsi="メイリオ" w:hint="eastAsia"/>
+          <w:bCs/>
+        </w:rPr>
+        <w:t>→</w:t>
+      </w:r>
+      <w:r>
+        <w:rPr>
+          <w:rFonts w:ascii="メイリオ" w:eastAsia="メイリオ" w:hAnsi="メイリオ" w:hint="eastAsia"/>
+          <w:bCs/>
+        </w:rPr>
+        <w:t>以前行ったが，もう一度確認して修論にすぐかけるようにしておきたい</w:t>
+      </w:r>
+    </w:p>
+    <w:p>
+      <w:pPr>
+        <w:snapToGrid w:val="0"/>
+        <w:jc w:val="left"/>
+        <w:rPr>
+          <w:rFonts w:ascii="メイリオ" w:eastAsia="メイリオ" w:hAnsi="メイリオ" w:hint="eastAsia"/>
+          <w:bCs/>
+        </w:rPr>
+      </w:pPr>
+    </w:p>
+    <w:p>
+      <w:pPr>
+        <w:snapToGrid w:val="0"/>
+        <w:jc w:val="left"/>
+        <w:rPr>
+          <w:rFonts w:ascii="メイリオ" w:eastAsia="メイリオ" w:hAnsi="メイリオ"/>
+        </w:rPr>
+      </w:pPr>
+      <w:r>
+        <w:rPr>
+          <w:rFonts w:ascii="メイリオ" w:eastAsia="メイリオ" w:hAnsi="メイリオ" w:hint="eastAsia"/>
+          <w:b/>
+        </w:rPr>
+        <w:t>【A】</w:t>
+      </w:r>
+      <w:r>
+        <w:rPr>
+          <w:rFonts w:ascii="メイリオ" w:eastAsia="メイリオ" w:hAnsi="メイリオ" w:hint="eastAsia"/>
+        </w:rPr>
+        <w:t>Asses</w:t>
+      </w:r>
+      <w:r>
+        <w:rPr>
+          <w:rFonts w:ascii="メイリオ" w:eastAsia="メイリオ" w:hAnsi="メイリオ"/>
+        </w:rPr>
+        <w:t>s</w:t>
+      </w:r>
+      <w:r>
+        <w:rPr>
+          <w:rFonts w:ascii="メイリオ" w:eastAsia="メイリオ" w:hAnsi="メイリオ" w:hint="eastAsia"/>
+        </w:rPr>
+        <w:t>ment</w:t>
+      </w:r>
+      <w:r>
+        <w:rPr>
+          <w:rFonts w:ascii="メイリオ" w:eastAsia="メイリオ" w:hAnsi="メイリオ"/>
+        </w:rPr>
+        <w:t xml:space="preserve">: </w:t>
+      </w:r>
+      <w:r>
+        <w:rPr>
+          <w:rFonts w:ascii="メイリオ" w:eastAsia="メイリオ" w:hAnsi="メイリオ" w:hint="eastAsia"/>
+        </w:rPr>
+        <w:t>OとSの内容に基づき，分析や解釈を行った評価．</w:t>
+      </w:r>
+      <w:r>
+        <w:rPr>
+          <w:rFonts w:ascii="メイリオ" w:eastAsia="メイリオ" w:hAnsi="メイリオ" w:hint="eastAsia"/>
+        </w:rPr>
+        <w:t>行った評価</w:t>
+      </w:r>
+      <w:r>
+        <w:rPr>
+          <w:rFonts w:ascii="メイリオ" w:eastAsia="メイリオ" w:hAnsi="メイリオ" w:hint="eastAsia"/>
+        </w:rPr>
+        <w:t>に基づいた</w:t>
+      </w:r>
+      <w:r>
+        <w:rPr>
+          <w:rFonts w:ascii="メイリオ" w:eastAsia="メイリオ" w:hAnsi="メイリオ" w:hint="eastAsia"/>
+        </w:rPr>
+        <w:t>課題の整理</w:t>
+      </w:r>
+      <w:r>
+        <w:rPr>
+          <w:rFonts w:ascii="メイリオ" w:eastAsia="メイリオ" w:hAnsi="メイリオ" w:hint="eastAsia"/>
+        </w:rPr>
+        <w:t>．</w:t>
+      </w:r>
+    </w:p>
+    <w:p>
+      <w:pPr>
+        <w:snapToGrid w:val="0"/>
+        <w:jc w:val="left"/>
+        <w:rPr>
+          <w:rFonts w:ascii="メイリオ" w:eastAsia="メイリオ" w:hAnsi="メイリオ" w:hint="eastAsia"/>
+          <w:bCs/>
+        </w:rPr>
+      </w:pPr>
+      <w:r>
+        <w:rPr>
+          <w:rFonts w:ascii="メイリオ" w:eastAsia="メイリオ" w:hAnsi="メイリオ" w:hint="eastAsia"/>
+          <w:bCs/>
+        </w:rPr>
+        <w:t>・なし</w:t>
+      </w:r>
+    </w:p>
+    <w:p>
+      <w:pPr>
+        <w:snapToGrid w:val="0"/>
+        <w:jc w:val="left"/>
+        <w:rPr>
+          <w:rFonts w:ascii="メイリオ" w:eastAsia="メイリオ" w:hAnsi="メイリオ"/>
+        </w:rPr>
+      </w:pPr>
+      <w:r>
+        <w:rPr>
+          <w:rFonts w:ascii="メイリオ" w:eastAsia="メイリオ" w:hAnsi="メイリオ" w:hint="eastAsia"/>
+          <w:b/>
+        </w:rPr>
+        <w:t>【P】</w:t>
+      </w:r>
+      <w:r>
+        <w:rPr>
+          <w:rFonts w:ascii="メイリオ" w:eastAsia="メイリオ" w:hAnsi="メイリオ" w:hint="eastAsia"/>
+        </w:rPr>
+        <w:t>P</w:t>
+      </w:r>
+      <w:r>
+        <w:rPr>
+          <w:rFonts w:ascii="メイリオ" w:eastAsia="メイリオ" w:hAnsi="メイリオ"/>
+        </w:rPr>
+        <w:t>lan</w:t>
+      </w:r>
+      <w:r>
+        <w:rPr>
+          <w:rFonts w:ascii="メイリオ" w:eastAsia="メイリオ" w:hAnsi="メイリオ"/>
+        </w:rPr>
+        <w:t>:</w:t>
+      </w:r>
+      <w:r>
+        <w:rPr>
+          <w:rFonts w:ascii="メイリオ" w:eastAsia="メイリオ" w:hAnsi="メイリオ" w:hint="eastAsia"/>
+        </w:rPr>
+        <w:t xml:space="preserve"> </w:t>
+      </w:r>
+      <w:r>
+        <w:rPr>
+          <w:rFonts w:ascii="メイリオ" w:eastAsia="メイリオ" w:hAnsi="メイリオ" w:hint="eastAsia"/>
+        </w:rPr>
+        <w:t>整理した課題に対する短期目標．</w:t>
+      </w:r>
+      <w:r>
+        <w:rPr>
+          <w:rFonts w:ascii="メイリオ" w:eastAsia="メイリオ" w:hAnsi="メイリオ" w:hint="eastAsia"/>
+        </w:rPr>
+        <w:t>研究実施に係る中期目標（例えば，中間発表までの計画など）．</w:t>
+      </w:r>
+    </w:p>
+    <w:p>
+      <w:pPr>
+        <w:numPr>
+          <w:ilvl w:val="0"/>
+          <w:numId w:val="12"/>
+        </w:numPr>
+        <w:snapToGrid w:val="0"/>
+        <w:jc w:val="left"/>
+        <w:rPr>
+          <w:rFonts w:ascii="メイリオ" w:eastAsia="メイリオ" w:hAnsi="メイリオ"/>
+        </w:rPr>
+      </w:pPr>
+      <w:r>
+        <w:rPr>
+          <w:rFonts w:ascii="メイリオ" w:eastAsia="メイリオ" w:hAnsi="メイリオ"/>
+        </w:rPr>
+        <w:lastRenderedPageBreak/>
+        <w:t>ピーク選別</w:t>
+      </w:r>
+      <w:r>
+        <w:rPr>
+          <w:rFonts w:ascii="メイリオ" w:eastAsia="メイリオ" w:hAnsi="メイリオ" w:hint="eastAsia"/>
+        </w:rPr>
+        <w:t>ではいくつかの閾値で</w:t>
+      </w:r>
+      <w:r>
+        <w:rPr>
+          <w:rFonts w:ascii="メイリオ" w:eastAsia="メイリオ" w:hAnsi="メイリオ"/>
+        </w:rPr>
+        <w:t>比較</w:t>
+      </w:r>
+      <w:r>
+        <w:rPr>
+          <w:rFonts w:ascii="メイリオ" w:eastAsia="メイリオ" w:hAnsi="メイリオ" w:hint="eastAsia"/>
+        </w:rPr>
+        <w:t>する</w:t>
+      </w:r>
+    </w:p>
+    <w:p>
+      <w:pPr>
+        <w:numPr>
+          <w:ilvl w:val="0"/>
+          <w:numId w:val="12"/>
+        </w:numPr>
+        <w:snapToGrid w:val="0"/>
+        <w:jc w:val="left"/>
+        <w:rPr>
+          <w:rFonts w:ascii="メイリオ" w:eastAsia="メイリオ" w:hAnsi="メイリオ"/>
+        </w:rPr>
+      </w:pPr>
+      <w:r>
+        <w:rPr>
+          <w:rFonts w:ascii="メイリオ" w:eastAsia="メイリオ" w:hAnsi="メイリオ" w:hint="eastAsia"/>
+        </w:rPr>
+        <w:t>上記ピーク選別比較も兼ねて全条件で</w:t>
+      </w:r>
+      <w:r>
+        <w:rPr>
+          <w:rFonts w:ascii="メイリオ" w:eastAsia="メイリオ" w:hAnsi="メイリオ"/>
+        </w:rPr>
+        <w:t>アンサンブル比較を実行する。</w:t>
+      </w:r>
+    </w:p>
+    <w:p>
+      <w:pPr>
+        <w:snapToGrid w:val="0"/>
+        <w:ind w:left="360"/>
+        <w:jc w:val="left"/>
+        <w:rPr>
+          <w:rFonts w:ascii="メイリオ" w:eastAsia="メイリオ" w:hAnsi="メイリオ"/>
+        </w:rPr>
+      </w:pPr>
+      <w:r>
+        <w:rPr>
+          <w:rFonts w:ascii="メイリオ" w:eastAsia="メイリオ" w:hAnsi="メイリオ" w:hint="eastAsia"/>
+        </w:rPr>
+        <w:t>→</w:t>
+      </w:r>
+      <w:r>
+        <w:rPr>
+          <w:rFonts w:ascii="メイリオ" w:eastAsia="メイリオ" w:hAnsi="メイリオ"/>
+        </w:rPr>
+        <w:t>アンサンブル重みを決定す</w:t>
+      </w:r>
+      <w:r>
+        <w:rPr>
+          <w:rFonts w:ascii="メイリオ" w:eastAsia="メイリオ" w:hAnsi="メイリオ" w:hint="eastAsia"/>
+        </w:rPr>
+        <w:t>る際，各foldの結果それぞれを踏まえた重み計算がコードで上手くできておらず単体モデルに負ける理由になっていた可能性も踏まえて結果を確認する．</w:t>
+      </w:r>
+    </w:p>
+    <w:p>
+      <w:pPr>
+        <w:snapToGrid w:val="0"/>
+        <w:ind w:left="360"/>
+        <w:jc w:val="left"/>
+        <w:rPr>
+          <w:rFonts w:ascii="メイリオ" w:eastAsia="メイリオ" w:hAnsi="メイリオ" w:hint="eastAsia"/>
+        </w:rPr>
+      </w:pPr>
+      <w:r>
+        <w:rPr>
+          <w:rFonts w:ascii="メイリオ" w:eastAsia="メイリオ" w:hAnsi="メイリオ" w:hint="eastAsia"/>
+        </w:rPr>
+        <w:t>→また，現在の実装は各ノイズごとに3モデルを学習させ，得たノイズごとのモデルで検証していたが，学習はノイズなしのみで，そのモデルでノイズありデータで検証する方が「ノイズ耐性あります」という結論が言いやすそう？と思った．</w:t>
+      </w:r>
     </w:p>
     <w:sectPr>
       <w:pgSz w:w="11906" w:h="16838"/>
@@ -607,6 +1130,304 @@
     </w:lvl>
   </w:abstractNum>
   <w:abstractNum w:abstractNumId="1" w15:restartNumberingAfterBreak="0">
+    <w:nsid w:val="10716056"/>
+    <w:multiLevelType w:val="multilevel"/>
+    <w:tmpl w:val="399C844C"/>
+    <w:lvl w:ilvl="0">
+      <w:start w:val="1"/>
+      <w:numFmt w:val="bullet"/>
+      <w:lvlText w:val=""/>
+      <w:lvlJc w:val="left"/>
+      <w:pPr>
+        <w:tabs>
+          <w:tab w:val="num" w:pos="720"/>
+        </w:tabs>
+        <w:ind w:left="720" w:hanging="360"/>
+      </w:pPr>
+      <w:rPr>
+        <w:rFonts w:ascii="Symbol" w:hAnsi="Symbol" w:hint="default"/>
+        <w:sz w:val="20"/>
+      </w:rPr>
+    </w:lvl>
+    <w:lvl w:ilvl="1" w:tentative="1">
+      <w:start w:val="1"/>
+      <w:numFmt w:val="bullet"/>
+      <w:lvlText w:val="o"/>
+      <w:lvlJc w:val="left"/>
+      <w:pPr>
+        <w:tabs>
+          <w:tab w:val="num" w:pos="1440"/>
+        </w:tabs>
+        <w:ind w:left="1440" w:hanging="360"/>
+      </w:pPr>
+      <w:rPr>
+        <w:rFonts w:ascii="Courier New" w:hAnsi="Courier New" w:hint="default"/>
+        <w:sz w:val="20"/>
+      </w:rPr>
+    </w:lvl>
+    <w:lvl w:ilvl="2" w:tentative="1">
+      <w:start w:val="1"/>
+      <w:numFmt w:val="bullet"/>
+      <w:lvlText w:val=""/>
+      <w:lvlJc w:val="left"/>
+      <w:pPr>
+        <w:tabs>
+          <w:tab w:val="num" w:pos="2160"/>
+        </w:tabs>
+        <w:ind w:left="2160" w:hanging="360"/>
+      </w:pPr>
+      <w:rPr>
+        <w:rFonts w:ascii="Wingdings" w:hAnsi="Wingdings" w:hint="default"/>
+        <w:sz w:val="20"/>
+      </w:rPr>
+    </w:lvl>
+    <w:lvl w:ilvl="3" w:tentative="1">
+      <w:start w:val="1"/>
+      <w:numFmt w:val="bullet"/>
+      <w:lvlText w:val=""/>
+      <w:lvlJc w:val="left"/>
+      <w:pPr>
+        <w:tabs>
+          <w:tab w:val="num" w:pos="2880"/>
+        </w:tabs>
+        <w:ind w:left="2880" w:hanging="360"/>
+      </w:pPr>
+      <w:rPr>
+        <w:rFonts w:ascii="Wingdings" w:hAnsi="Wingdings" w:hint="default"/>
+        <w:sz w:val="20"/>
+      </w:rPr>
+    </w:lvl>
+    <w:lvl w:ilvl="4" w:tentative="1">
+      <w:start w:val="1"/>
+      <w:numFmt w:val="bullet"/>
+      <w:lvlText w:val=""/>
+      <w:lvlJc w:val="left"/>
+      <w:pPr>
+        <w:tabs>
+          <w:tab w:val="num" w:pos="3600"/>
+        </w:tabs>
+        <w:ind w:left="3600" w:hanging="360"/>
+      </w:pPr>
+      <w:rPr>
+        <w:rFonts w:ascii="Wingdings" w:hAnsi="Wingdings" w:hint="default"/>
+        <w:sz w:val="20"/>
+      </w:rPr>
+    </w:lvl>
+    <w:lvl w:ilvl="5" w:tentative="1">
+      <w:start w:val="1"/>
+      <w:numFmt w:val="bullet"/>
+      <w:lvlText w:val=""/>
+      <w:lvlJc w:val="left"/>
+      <w:pPr>
+        <w:tabs>
+          <w:tab w:val="num" w:pos="4320"/>
+        </w:tabs>
+        <w:ind w:left="4320" w:hanging="360"/>
+      </w:pPr>
+      <w:rPr>
+        <w:rFonts w:ascii="Wingdings" w:hAnsi="Wingdings" w:hint="default"/>
+        <w:sz w:val="20"/>
+      </w:rPr>
+    </w:lvl>
+    <w:lvl w:ilvl="6" w:tentative="1">
+      <w:start w:val="1"/>
+      <w:numFmt w:val="bullet"/>
+      <w:lvlText w:val=""/>
+      <w:lvlJc w:val="left"/>
+      <w:pPr>
+        <w:tabs>
+          <w:tab w:val="num" w:pos="5040"/>
+        </w:tabs>
+        <w:ind w:left="5040" w:hanging="360"/>
+      </w:pPr>
+      <w:rPr>
+        <w:rFonts w:ascii="Wingdings" w:hAnsi="Wingdings" w:hint="default"/>
+        <w:sz w:val="20"/>
+      </w:rPr>
+    </w:lvl>
+    <w:lvl w:ilvl="7" w:tentative="1">
+      <w:start w:val="1"/>
+      <w:numFmt w:val="bullet"/>
+      <w:lvlText w:val=""/>
+      <w:lvlJc w:val="left"/>
+      <w:pPr>
+        <w:tabs>
+          <w:tab w:val="num" w:pos="5760"/>
+        </w:tabs>
+        <w:ind w:left="5760" w:hanging="360"/>
+      </w:pPr>
+      <w:rPr>
+        <w:rFonts w:ascii="Wingdings" w:hAnsi="Wingdings" w:hint="default"/>
+        <w:sz w:val="20"/>
+      </w:rPr>
+    </w:lvl>
+    <w:lvl w:ilvl="8" w:tentative="1">
+      <w:start w:val="1"/>
+      <w:numFmt w:val="bullet"/>
+      <w:lvlText w:val=""/>
+      <w:lvlJc w:val="left"/>
+      <w:pPr>
+        <w:tabs>
+          <w:tab w:val="num" w:pos="6480"/>
+        </w:tabs>
+        <w:ind w:left="6480" w:hanging="360"/>
+      </w:pPr>
+      <w:rPr>
+        <w:rFonts w:ascii="Wingdings" w:hAnsi="Wingdings" w:hint="default"/>
+        <w:sz w:val="20"/>
+      </w:rPr>
+    </w:lvl>
+  </w:abstractNum>
+  <w:abstractNum w:abstractNumId="2" w15:restartNumberingAfterBreak="0">
+    <w:nsid w:val="114941A0"/>
+    <w:multiLevelType w:val="multilevel"/>
+    <w:tmpl w:val="C5B2C588"/>
+    <w:lvl w:ilvl="0">
+      <w:start w:val="1"/>
+      <w:numFmt w:val="bullet"/>
+      <w:lvlText w:val=""/>
+      <w:lvlJc w:val="left"/>
+      <w:pPr>
+        <w:tabs>
+          <w:tab w:val="num" w:pos="720"/>
+        </w:tabs>
+        <w:ind w:left="720" w:hanging="360"/>
+      </w:pPr>
+      <w:rPr>
+        <w:rFonts w:ascii="Symbol" w:hAnsi="Symbol" w:hint="default"/>
+        <w:sz w:val="20"/>
+      </w:rPr>
+    </w:lvl>
+    <w:lvl w:ilvl="1" w:tentative="1">
+      <w:start w:val="1"/>
+      <w:numFmt w:val="bullet"/>
+      <w:lvlText w:val="o"/>
+      <w:lvlJc w:val="left"/>
+      <w:pPr>
+        <w:tabs>
+          <w:tab w:val="num" w:pos="1440"/>
+        </w:tabs>
+        <w:ind w:left="1440" w:hanging="360"/>
+      </w:pPr>
+      <w:rPr>
+        <w:rFonts w:ascii="Courier New" w:hAnsi="Courier New" w:hint="default"/>
+        <w:sz w:val="20"/>
+      </w:rPr>
+    </w:lvl>
+    <w:lvl w:ilvl="2" w:tentative="1">
+      <w:start w:val="1"/>
+      <w:numFmt w:val="bullet"/>
+      <w:lvlText w:val=""/>
+      <w:lvlJc w:val="left"/>
+      <w:pPr>
+        <w:tabs>
+          <w:tab w:val="num" w:pos="2160"/>
+        </w:tabs>
+        <w:ind w:left="2160" w:hanging="360"/>
+      </w:pPr>
+      <w:rPr>
+        <w:rFonts w:ascii="Wingdings" w:hAnsi="Wingdings" w:hint="default"/>
+        <w:sz w:val="20"/>
+      </w:rPr>
+    </w:lvl>
+    <w:lvl w:ilvl="3" w:tentative="1">
+      <w:start w:val="1"/>
+      <w:numFmt w:val="bullet"/>
+      <w:lvlText w:val=""/>
+      <w:lvlJc w:val="left"/>
+      <w:pPr>
+        <w:tabs>
+          <w:tab w:val="num" w:pos="2880"/>
+        </w:tabs>
+        <w:ind w:left="2880" w:hanging="360"/>
+      </w:pPr>
+      <w:rPr>
+        <w:rFonts w:ascii="Wingdings" w:hAnsi="Wingdings" w:hint="default"/>
+        <w:sz w:val="20"/>
+      </w:rPr>
+    </w:lvl>
+    <w:lvl w:ilvl="4" w:tentative="1">
+      <w:start w:val="1"/>
+      <w:numFmt w:val="bullet"/>
+      <w:lvlText w:val=""/>
+      <w:lvlJc w:val="left"/>
+      <w:pPr>
+        <w:tabs>
+          <w:tab w:val="num" w:pos="3600"/>
+        </w:tabs>
+        <w:ind w:left="3600" w:hanging="360"/>
+      </w:pPr>
+      <w:rPr>
+        <w:rFonts w:ascii="Wingdings" w:hAnsi="Wingdings" w:hint="default"/>
+        <w:sz w:val="20"/>
+      </w:rPr>
+    </w:lvl>
+    <w:lvl w:ilvl="5" w:tentative="1">
+      <w:start w:val="1"/>
+      <w:numFmt w:val="bullet"/>
+      <w:lvlText w:val=""/>
+      <w:lvlJc w:val="left"/>
+      <w:pPr>
+        <w:tabs>
+          <w:tab w:val="num" w:pos="4320"/>
+        </w:tabs>
+        <w:ind w:left="4320" w:hanging="360"/>
+      </w:pPr>
+      <w:rPr>
+        <w:rFonts w:ascii="Wingdings" w:hAnsi="Wingdings" w:hint="default"/>
+        <w:sz w:val="20"/>
+      </w:rPr>
+    </w:lvl>
+    <w:lvl w:ilvl="6" w:tentative="1">
+      <w:start w:val="1"/>
+      <w:numFmt w:val="bullet"/>
+      <w:lvlText w:val=""/>
+      <w:lvlJc w:val="left"/>
+      <w:pPr>
+        <w:tabs>
+          <w:tab w:val="num" w:pos="5040"/>
+        </w:tabs>
+        <w:ind w:left="5040" w:hanging="360"/>
+      </w:pPr>
+      <w:rPr>
+        <w:rFonts w:ascii="Wingdings" w:hAnsi="Wingdings" w:hint="default"/>
+        <w:sz w:val="20"/>
+      </w:rPr>
+    </w:lvl>
+    <w:lvl w:ilvl="7" w:tentative="1">
+      <w:start w:val="1"/>
+      <w:numFmt w:val="bullet"/>
+      <w:lvlText w:val=""/>
+      <w:lvlJc w:val="left"/>
+      <w:pPr>
+        <w:tabs>
+          <w:tab w:val="num" w:pos="5760"/>
+        </w:tabs>
+        <w:ind w:left="5760" w:hanging="360"/>
+      </w:pPr>
+      <w:rPr>
+        <w:rFonts w:ascii="Wingdings" w:hAnsi="Wingdings" w:hint="default"/>
+        <w:sz w:val="20"/>
+      </w:rPr>
+    </w:lvl>
+    <w:lvl w:ilvl="8" w:tentative="1">
+      <w:start w:val="1"/>
+      <w:numFmt w:val="bullet"/>
+      <w:lvlText w:val=""/>
+      <w:lvlJc w:val="left"/>
+      <w:pPr>
+        <w:tabs>
+          <w:tab w:val="num" w:pos="6480"/>
+        </w:tabs>
+        <w:ind w:left="6480" w:hanging="360"/>
+      </w:pPr>
+      <w:rPr>
+        <w:rFonts w:ascii="Wingdings" w:hAnsi="Wingdings" w:hint="default"/>
+        <w:sz w:val="20"/>
+      </w:rPr>
+    </w:lvl>
+  </w:abstractNum>
+  <w:abstractNum w:abstractNumId="3" w15:restartNumberingAfterBreak="0">
     <w:nsid w:val="12771804"/>
     <w:multiLevelType w:val="hybridMultilevel"/>
     <w:tmpl w:val="2D988AC4"/>
@@ -692,7 +1513,156 @@
       </w:pPr>
     </w:lvl>
   </w:abstractNum>
-  <w:abstractNum w:abstractNumId="2" w15:restartNumberingAfterBreak="0">
+  <w:abstractNum w:abstractNumId="4" w15:restartNumberingAfterBreak="0">
+    <w:nsid w:val="1A2B1C2A"/>
+    <w:multiLevelType w:val="multilevel"/>
+    <w:tmpl w:val="5A9A197E"/>
+    <w:lvl w:ilvl="0">
+      <w:start w:val="1"/>
+      <w:numFmt w:val="bullet"/>
+      <w:lvlText w:val=""/>
+      <w:lvlJc w:val="left"/>
+      <w:pPr>
+        <w:tabs>
+          <w:tab w:val="num" w:pos="720"/>
+        </w:tabs>
+        <w:ind w:left="720" w:hanging="360"/>
+      </w:pPr>
+      <w:rPr>
+        <w:rFonts w:ascii="Symbol" w:hAnsi="Symbol" w:hint="default"/>
+        <w:sz w:val="20"/>
+      </w:rPr>
+    </w:lvl>
+    <w:lvl w:ilvl="1" w:tentative="1">
+      <w:start w:val="1"/>
+      <w:numFmt w:val="bullet"/>
+      <w:lvlText w:val="o"/>
+      <w:lvlJc w:val="left"/>
+      <w:pPr>
+        <w:tabs>
+          <w:tab w:val="num" w:pos="1440"/>
+        </w:tabs>
+        <w:ind w:left="1440" w:hanging="360"/>
+      </w:pPr>
+      <w:rPr>
+        <w:rFonts w:ascii="Courier New" w:hAnsi="Courier New" w:hint="default"/>
+        <w:sz w:val="20"/>
+      </w:rPr>
+    </w:lvl>
+    <w:lvl w:ilvl="2" w:tentative="1">
+      <w:start w:val="1"/>
+      <w:numFmt w:val="bullet"/>
+      <w:lvlText w:val=""/>
+      <w:lvlJc w:val="left"/>
+      <w:pPr>
+        <w:tabs>
+          <w:tab w:val="num" w:pos="2160"/>
+        </w:tabs>
+        <w:ind w:left="2160" w:hanging="360"/>
+      </w:pPr>
+      <w:rPr>
+        <w:rFonts w:ascii="Wingdings" w:hAnsi="Wingdings" w:hint="default"/>
+        <w:sz w:val="20"/>
+      </w:rPr>
+    </w:lvl>
+    <w:lvl w:ilvl="3" w:tentative="1">
+      <w:start w:val="1"/>
+      <w:numFmt w:val="bullet"/>
+      <w:lvlText w:val=""/>
+      <w:lvlJc w:val="left"/>
+      <w:pPr>
+        <w:tabs>
+          <w:tab w:val="num" w:pos="2880"/>
+        </w:tabs>
+        <w:ind w:left="2880" w:hanging="360"/>
+      </w:pPr>
+      <w:rPr>
+        <w:rFonts w:ascii="Wingdings" w:hAnsi="Wingdings" w:hint="default"/>
+        <w:sz w:val="20"/>
+      </w:rPr>
+    </w:lvl>
+    <w:lvl w:ilvl="4" w:tentative="1">
+      <w:start w:val="1"/>
+      <w:numFmt w:val="bullet"/>
+      <w:lvlText w:val=""/>
+      <w:lvlJc w:val="left"/>
+      <w:pPr>
+        <w:tabs>
+          <w:tab w:val="num" w:pos="3600"/>
+        </w:tabs>
+        <w:ind w:left="3600" w:hanging="360"/>
+      </w:pPr>
+      <w:rPr>
+        <w:rFonts w:ascii="Wingdings" w:hAnsi="Wingdings" w:hint="default"/>
+        <w:sz w:val="20"/>
+      </w:rPr>
+    </w:lvl>
+    <w:lvl w:ilvl="5" w:tentative="1">
+      <w:start w:val="1"/>
+      <w:numFmt w:val="bullet"/>
+      <w:lvlText w:val=""/>
+      <w:lvlJc w:val="left"/>
+      <w:pPr>
+        <w:tabs>
+          <w:tab w:val="num" w:pos="4320"/>
+        </w:tabs>
+        <w:ind w:left="4320" w:hanging="360"/>
+      </w:pPr>
+      <w:rPr>
+        <w:rFonts w:ascii="Wingdings" w:hAnsi="Wingdings" w:hint="default"/>
+        <w:sz w:val="20"/>
+      </w:rPr>
+    </w:lvl>
+    <w:lvl w:ilvl="6" w:tentative="1">
+      <w:start w:val="1"/>
+      <w:numFmt w:val="bullet"/>
+      <w:lvlText w:val=""/>
+      <w:lvlJc w:val="left"/>
+      <w:pPr>
+        <w:tabs>
+          <w:tab w:val="num" w:pos="5040"/>
+        </w:tabs>
+        <w:ind w:left="5040" w:hanging="360"/>
+      </w:pPr>
+      <w:rPr>
+        <w:rFonts w:ascii="Wingdings" w:hAnsi="Wingdings" w:hint="default"/>
+        <w:sz w:val="20"/>
+      </w:rPr>
+    </w:lvl>
+    <w:lvl w:ilvl="7" w:tentative="1">
+      <w:start w:val="1"/>
+      <w:numFmt w:val="bullet"/>
+      <w:lvlText w:val=""/>
+      <w:lvlJc w:val="left"/>
+      <w:pPr>
+        <w:tabs>
+          <w:tab w:val="num" w:pos="5760"/>
+        </w:tabs>
+        <w:ind w:left="5760" w:hanging="360"/>
+      </w:pPr>
+      <w:rPr>
+        <w:rFonts w:ascii="Wingdings" w:hAnsi="Wingdings" w:hint="default"/>
+        <w:sz w:val="20"/>
+      </w:rPr>
+    </w:lvl>
+    <w:lvl w:ilvl="8" w:tentative="1">
+      <w:start w:val="1"/>
+      <w:numFmt w:val="bullet"/>
+      <w:lvlText w:val=""/>
+      <w:lvlJc w:val="left"/>
+      <w:pPr>
+        <w:tabs>
+          <w:tab w:val="num" w:pos="6480"/>
+        </w:tabs>
+        <w:ind w:left="6480" w:hanging="360"/>
+      </w:pPr>
+      <w:rPr>
+        <w:rFonts w:ascii="Wingdings" w:hAnsi="Wingdings" w:hint="default"/>
+        <w:sz w:val="20"/>
+      </w:rPr>
+    </w:lvl>
+  </w:abstractNum>
+  <w:abstractNum w:abstractNumId="5" w15:restartNumberingAfterBreak="0">
     <w:nsid w:val="1A933587"/>
     <w:multiLevelType w:val="hybridMultilevel"/>
     <w:tmpl w:val="10A85224"/>
@@ -781,7 +1751,7 @@
       </w:pPr>
     </w:lvl>
   </w:abstractNum>
-  <w:abstractNum w:abstractNumId="3" w15:restartNumberingAfterBreak="0">
+  <w:abstractNum w:abstractNumId="6" w15:restartNumberingAfterBreak="0">
     <w:nsid w:val="1C3F5B83"/>
     <w:multiLevelType w:val="hybridMultilevel"/>
     <w:tmpl w:val="68C01DEA"/>
@@ -894,7 +1864,96 @@
       </w:rPr>
     </w:lvl>
   </w:abstractNum>
-  <w:abstractNum w:abstractNumId="4" w15:restartNumberingAfterBreak="0">
+  <w:abstractNum w:abstractNumId="7" w15:restartNumberingAfterBreak="0">
+    <w:nsid w:val="203C4E6E"/>
+    <w:multiLevelType w:val="hybridMultilevel"/>
+    <w:tmpl w:val="C472BAFE"/>
+    <w:lvl w:ilvl="0" w:tplc="02220F42">
+      <w:start w:val="15"/>
+      <w:numFmt w:val="upperLetter"/>
+      <w:lvlText w:val="【%1】"/>
+      <w:lvlJc w:val="left"/>
+      <w:pPr>
+        <w:ind w:left="720" w:hanging="720"/>
+      </w:pPr>
+      <w:rPr>
+        <w:rFonts w:hint="default"/>
+      </w:rPr>
+    </w:lvl>
+    <w:lvl w:ilvl="1" w:tplc="04090017" w:tentative="1">
+      <w:start w:val="1"/>
+      <w:numFmt w:val="aiueoFullWidth"/>
+      <w:lvlText w:val="(%2)"/>
+      <w:lvlJc w:val="left"/>
+      <w:pPr>
+        <w:ind w:left="880" w:hanging="440"/>
+      </w:pPr>
+    </w:lvl>
+    <w:lvl w:ilvl="2" w:tplc="04090011" w:tentative="1">
+      <w:start w:val="1"/>
+      <w:numFmt w:val="decimalEnclosedCircle"/>
+      <w:lvlText w:val="%3"/>
+      <w:lvlJc w:val="left"/>
+      <w:pPr>
+        <w:ind w:left="1320" w:hanging="440"/>
+      </w:pPr>
+    </w:lvl>
+    <w:lvl w:ilvl="3" w:tplc="0409000F" w:tentative="1">
+      <w:start w:val="1"/>
+      <w:numFmt w:val="decimal"/>
+      <w:lvlText w:val="%4."/>
+      <w:lvlJc w:val="left"/>
+      <w:pPr>
+        <w:ind w:left="1760" w:hanging="440"/>
+      </w:pPr>
+    </w:lvl>
+    <w:lvl w:ilvl="4" w:tplc="04090017" w:tentative="1">
+      <w:start w:val="1"/>
+      <w:numFmt w:val="aiueoFullWidth"/>
+      <w:lvlText w:val="(%5)"/>
+      <w:lvlJc w:val="left"/>
+      <w:pPr>
+        <w:ind w:left="2200" w:hanging="440"/>
+      </w:pPr>
+    </w:lvl>
+    <w:lvl w:ilvl="5" w:tplc="04090011" w:tentative="1">
+      <w:start w:val="1"/>
+      <w:numFmt w:val="decimalEnclosedCircle"/>
+      <w:lvlText w:val="%6"/>
+      <w:lvlJc w:val="left"/>
+      <w:pPr>
+        <w:ind w:left="2640" w:hanging="440"/>
+      </w:pPr>
+    </w:lvl>
+    <w:lvl w:ilvl="6" w:tplc="0409000F" w:tentative="1">
+      <w:start w:val="1"/>
+      <w:numFmt w:val="decimal"/>
+      <w:lvlText w:val="%7."/>
+      <w:lvlJc w:val="left"/>
+      <w:pPr>
+        <w:ind w:left="3080" w:hanging="440"/>
+      </w:pPr>
+    </w:lvl>
+    <w:lvl w:ilvl="7" w:tplc="04090017" w:tentative="1">
+      <w:start w:val="1"/>
+      <w:numFmt w:val="aiueoFullWidth"/>
+      <w:lvlText w:val="(%8)"/>
+      <w:lvlJc w:val="left"/>
+      <w:pPr>
+        <w:ind w:left="3520" w:hanging="440"/>
+      </w:pPr>
+    </w:lvl>
+    <w:lvl w:ilvl="8" w:tplc="04090011" w:tentative="1">
+      <w:start w:val="1"/>
+      <w:numFmt w:val="decimalEnclosedCircle"/>
+      <w:lvlText w:val="%9"/>
+      <w:lvlJc w:val="left"/>
+      <w:pPr>
+        <w:ind w:left="3960" w:hanging="440"/>
+      </w:pPr>
+    </w:lvl>
+  </w:abstractNum>
+  <w:abstractNum w:abstractNumId="8" w15:restartNumberingAfterBreak="0">
     <w:nsid w:val="21B84DE8"/>
     <w:multiLevelType w:val="hybridMultilevel"/>
     <w:tmpl w:val="0AFA7424"/>
@@ -1007,7 +2066,7 @@
       </w:rPr>
     </w:lvl>
   </w:abstractNum>
-  <w:abstractNum w:abstractNumId="5" w15:restartNumberingAfterBreak="0">
+  <w:abstractNum w:abstractNumId="9" w15:restartNumberingAfterBreak="0">
     <w:nsid w:val="28951BFD"/>
     <w:multiLevelType w:val="hybridMultilevel"/>
     <w:tmpl w:val="96CCB5AC"/>
@@ -1093,7 +2152,156 @@
       </w:pPr>
     </w:lvl>
   </w:abstractNum>
-  <w:abstractNum w:abstractNumId="6" w15:restartNumberingAfterBreak="0">
+  <w:abstractNum w:abstractNumId="10" w15:restartNumberingAfterBreak="0">
+    <w:nsid w:val="35583C90"/>
+    <w:multiLevelType w:val="multilevel"/>
+    <w:tmpl w:val="33107DF4"/>
+    <w:lvl w:ilvl="0">
+      <w:start w:val="1"/>
+      <w:numFmt w:val="bullet"/>
+      <w:lvlText w:val=""/>
+      <w:lvlJc w:val="left"/>
+      <w:pPr>
+        <w:tabs>
+          <w:tab w:val="num" w:pos="720"/>
+        </w:tabs>
+        <w:ind w:left="720" w:hanging="360"/>
+      </w:pPr>
+      <w:rPr>
+        <w:rFonts w:ascii="Symbol" w:hAnsi="Symbol" w:hint="default"/>
+        <w:sz w:val="20"/>
+      </w:rPr>
+    </w:lvl>
+    <w:lvl w:ilvl="1" w:tentative="1">
+      <w:start w:val="1"/>
+      <w:numFmt w:val="bullet"/>
+      <w:lvlText w:val="o"/>
+      <w:lvlJc w:val="left"/>
+      <w:pPr>
+        <w:tabs>
+          <w:tab w:val="num" w:pos="1440"/>
+        </w:tabs>
+        <w:ind w:left="1440" w:hanging="360"/>
+      </w:pPr>
+      <w:rPr>
+        <w:rFonts w:ascii="Courier New" w:hAnsi="Courier New" w:hint="default"/>
+        <w:sz w:val="20"/>
+      </w:rPr>
+    </w:lvl>
+    <w:lvl w:ilvl="2" w:tentative="1">
+      <w:start w:val="1"/>
+      <w:numFmt w:val="bullet"/>
+      <w:lvlText w:val=""/>
+      <w:lvlJc w:val="left"/>
+      <w:pPr>
+        <w:tabs>
+          <w:tab w:val="num" w:pos="2160"/>
+        </w:tabs>
+        <w:ind w:left="2160" w:hanging="360"/>
+      </w:pPr>
+      <w:rPr>
+        <w:rFonts w:ascii="Wingdings" w:hAnsi="Wingdings" w:hint="default"/>
+        <w:sz w:val="20"/>
+      </w:rPr>
+    </w:lvl>
+    <w:lvl w:ilvl="3" w:tentative="1">
+      <w:start w:val="1"/>
+      <w:numFmt w:val="bullet"/>
+      <w:lvlText w:val=""/>
+      <w:lvlJc w:val="left"/>
+      <w:pPr>
+        <w:tabs>
+          <w:tab w:val="num" w:pos="2880"/>
+        </w:tabs>
+        <w:ind w:left="2880" w:hanging="360"/>
+      </w:pPr>
+      <w:rPr>
+        <w:rFonts w:ascii="Wingdings" w:hAnsi="Wingdings" w:hint="default"/>
+        <w:sz w:val="20"/>
+      </w:rPr>
+    </w:lvl>
+    <w:lvl w:ilvl="4" w:tentative="1">
+      <w:start w:val="1"/>
+      <w:numFmt w:val="bullet"/>
+      <w:lvlText w:val=""/>
+      <w:lvlJc w:val="left"/>
+      <w:pPr>
+        <w:tabs>
+          <w:tab w:val="num" w:pos="3600"/>
+        </w:tabs>
+        <w:ind w:left="3600" w:hanging="360"/>
+      </w:pPr>
+      <w:rPr>
+        <w:rFonts w:ascii="Wingdings" w:hAnsi="Wingdings" w:hint="default"/>
+        <w:sz w:val="20"/>
+      </w:rPr>
+    </w:lvl>
+    <w:lvl w:ilvl="5" w:tentative="1">
+      <w:start w:val="1"/>
+      <w:numFmt w:val="bullet"/>
+      <w:lvlText w:val=""/>
+      <w:lvlJc w:val="left"/>
+      <w:pPr>
+        <w:tabs>
+          <w:tab w:val="num" w:pos="4320"/>
+        </w:tabs>
+        <w:ind w:left="4320" w:hanging="360"/>
+      </w:pPr>
+      <w:rPr>
+        <w:rFonts w:ascii="Wingdings" w:hAnsi="Wingdings" w:hint="default"/>
+        <w:sz w:val="20"/>
+      </w:rPr>
+    </w:lvl>
+    <w:lvl w:ilvl="6" w:tentative="1">
+      <w:start w:val="1"/>
+      <w:numFmt w:val="bullet"/>
+      <w:lvlText w:val=""/>
+      <w:lvlJc w:val="left"/>
+      <w:pPr>
+        <w:tabs>
+          <w:tab w:val="num" w:pos="5040"/>
+        </w:tabs>
+        <w:ind w:left="5040" w:hanging="360"/>
+      </w:pPr>
+      <w:rPr>
+        <w:rFonts w:ascii="Wingdings" w:hAnsi="Wingdings" w:hint="default"/>
+        <w:sz w:val="20"/>
+      </w:rPr>
+    </w:lvl>
+    <w:lvl w:ilvl="7" w:tentative="1">
+      <w:start w:val="1"/>
+      <w:numFmt w:val="bullet"/>
+      <w:lvlText w:val=""/>
+      <w:lvlJc w:val="left"/>
+      <w:pPr>
+        <w:tabs>
+          <w:tab w:val="num" w:pos="5760"/>
+        </w:tabs>
+        <w:ind w:left="5760" w:hanging="360"/>
+      </w:pPr>
+      <w:rPr>
+        <w:rFonts w:ascii="Wingdings" w:hAnsi="Wingdings" w:hint="default"/>
+        <w:sz w:val="20"/>
+      </w:rPr>
+    </w:lvl>
+    <w:lvl w:ilvl="8" w:tentative="1">
+      <w:start w:val="1"/>
+      <w:numFmt w:val="bullet"/>
+      <w:lvlText w:val=""/>
+      <w:lvlJc w:val="left"/>
+      <w:pPr>
+        <w:tabs>
+          <w:tab w:val="num" w:pos="6480"/>
+        </w:tabs>
+        <w:ind w:left="6480" w:hanging="360"/>
+      </w:pPr>
+      <w:rPr>
+        <w:rFonts w:ascii="Wingdings" w:hAnsi="Wingdings" w:hint="default"/>
+        <w:sz w:val="20"/>
+      </w:rPr>
+    </w:lvl>
+  </w:abstractNum>
+  <w:abstractNum w:abstractNumId="11" w15:restartNumberingAfterBreak="0">
     <w:nsid w:val="59CD5860"/>
     <w:multiLevelType w:val="hybridMultilevel"/>
     <w:tmpl w:val="2F623B22"/>
@@ -1206,7 +2414,7 @@
       </w:rPr>
     </w:lvl>
   </w:abstractNum>
-  <w:abstractNum w:abstractNumId="7" w15:restartNumberingAfterBreak="0">
+  <w:abstractNum w:abstractNumId="12" w15:restartNumberingAfterBreak="0">
     <w:nsid w:val="7E9D1D9C"/>
     <w:multiLevelType w:val="hybridMultilevel"/>
     <w:tmpl w:val="3CBA07CC"/>
@@ -1293,28 +2501,43 @@
     </w:lvl>
   </w:abstractNum>
   <w:num w:numId="1" w16cid:durableId="1615093549">
-    <w:abstractNumId w:val="7"/>
+    <w:abstractNumId w:val="12"/>
   </w:num>
   <w:num w:numId="2" w16cid:durableId="617564625">
     <w:abstractNumId w:val="0"/>
   </w:num>
   <w:num w:numId="3" w16cid:durableId="1905330747">
+    <w:abstractNumId w:val="3"/>
+  </w:num>
+  <w:num w:numId="4" w16cid:durableId="527526717">
+    <w:abstractNumId w:val="5"/>
+  </w:num>
+  <w:num w:numId="5" w16cid:durableId="2036347165">
+    <w:abstractNumId w:val="9"/>
+  </w:num>
+  <w:num w:numId="6" w16cid:durableId="2015525961">
+    <w:abstractNumId w:val="6"/>
+  </w:num>
+  <w:num w:numId="7" w16cid:durableId="2143304355">
+    <w:abstractNumId w:val="8"/>
+  </w:num>
+  <w:num w:numId="8" w16cid:durableId="1934626886">
+    <w:abstractNumId w:val="11"/>
+  </w:num>
+  <w:num w:numId="9" w16cid:durableId="981273100">
+    <w:abstractNumId w:val="2"/>
+  </w:num>
+  <w:num w:numId="10" w16cid:durableId="852917554">
+    <w:abstractNumId w:val="10"/>
+  </w:num>
+  <w:num w:numId="11" w16cid:durableId="1824664315">
     <w:abstractNumId w:val="1"/>
   </w:num>
-  <w:num w:numId="4" w16cid:durableId="527526717">
-    <w:abstractNumId w:val="2"/>
-  </w:num>
-  <w:num w:numId="5" w16cid:durableId="2036347165">
-    <w:abstractNumId w:val="5"/>
-  </w:num>
-  <w:num w:numId="6" w16cid:durableId="2015525961">
-    <w:abstractNumId w:val="3"/>
-  </w:num>
-  <w:num w:numId="7" w16cid:durableId="2143304355">
+  <w:num w:numId="12" w16cid:durableId="503713127">
     <w:abstractNumId w:val="4"/>
   </w:num>
-  <w:num w:numId="8" w16cid:durableId="1934626886">
-    <w:abstractNumId w:val="6"/>
+  <w:num w:numId="13" w16cid:durableId="807164143">
+    <w:abstractNumId w:val="7"/>
   </w:num>
 </w:numbering>
 </file>
@@ -1723,7 +2946,6 @@
   <w:style w:type="character" w:default="1" w:styleId="a0">
     <w:name w:val="Default Paragraph Font"/>
     <w:uiPriority w:val="1"/>
-    <w:semiHidden/>
     <w:unhideWhenUsed/>
   </w:style>
   <w:style w:type="table" w:default="1" w:styleId="a1">
